--- a/9. SJL - LIT.docx
+++ b/9. SJL - LIT.docx
@@ -4801,110 +4801,1354 @@
         </w:rPr>
       </w:pPr>
     </w:p>
-    <w:p>
-      <w:pPr>
-        <w:spacing w:after="0" w:line="240" w:lineRule="auto"/>
-        <w:rPr>
-          <w:rFonts w:ascii="Times New Roman" w:eastAsia="Times New Roman" w:hAnsi="Times New Roman" w:cs="Times New Roman"/>
-          <w:sz w:val="22"/>
-          <w:szCs w:val="22"/>
-        </w:rPr>
-      </w:pPr>
-    </w:p>
-    <w:p>
-      <w:pPr>
-        <w:spacing w:after="0" w:line="240" w:lineRule="auto"/>
-        <w:rPr>
-          <w:rFonts w:ascii="Times New Roman" w:eastAsia="Times New Roman" w:hAnsi="Times New Roman" w:cs="Times New Roman"/>
-          <w:sz w:val="22"/>
-          <w:szCs w:val="22"/>
-        </w:rPr>
-      </w:pPr>
-    </w:p>
-    <w:p>
-      <w:pPr>
-        <w:spacing w:after="0" w:line="240" w:lineRule="auto"/>
-        <w:rPr>
-          <w:rFonts w:ascii="Times New Roman" w:eastAsia="Times New Roman" w:hAnsi="Times New Roman" w:cs="Times New Roman"/>
-          <w:sz w:val="22"/>
-          <w:szCs w:val="22"/>
-        </w:rPr>
-      </w:pPr>
-      <w:r>
-        <w:rPr>
-          <w:rFonts w:ascii="Times New Roman" w:eastAsia="Times New Roman" w:hAnsi="Times New Roman" w:cs="Times New Roman"/>
-          <w:sz w:val="22"/>
-          <w:szCs w:val="22"/>
-        </w:rPr>
-        <w:t>Odporúčame si pozrieť;</w:t>
-      </w:r>
-    </w:p>
-    <w:p>
-      <w:pPr>
-        <w:spacing w:after="0" w:line="240" w:lineRule="auto"/>
-        <w:rPr>
-          <w:rFonts w:ascii="Times New Roman" w:eastAsia="Times New Roman" w:hAnsi="Times New Roman" w:cs="Times New Roman"/>
-          <w:sz w:val="22"/>
-          <w:szCs w:val="22"/>
-        </w:rPr>
-      </w:pPr>
-      <w:r>
-        <w:rPr>
-          <w:rFonts w:ascii="Times New Roman" w:eastAsia="Times New Roman" w:hAnsi="Times New Roman" w:cs="Times New Roman"/>
-          <w:noProof/>
-          <w:sz w:val="22"/>
-          <w:szCs w:val="22"/>
-        </w:rPr>
-        <w:drawing>
-          <wp:anchor distT="0" distB="0" distL="114300" distR="114300" simplePos="0" relativeHeight="251659264" behindDoc="0" locked="0" layoutInCell="1" allowOverlap="1" wp14:anchorId="3E5BFF22" wp14:editId="3CAAE473">
-            <wp:simplePos x="0" y="0"/>
-            <wp:positionH relativeFrom="column">
-              <wp:posOffset>80010</wp:posOffset>
-            </wp:positionH>
-            <wp:positionV relativeFrom="paragraph">
-              <wp:posOffset>213360</wp:posOffset>
-            </wp:positionV>
-            <wp:extent cx="6645910" cy="7913370"/>
-            <wp:effectExtent l="0" t="0" r="0" b="0"/>
-            <wp:wrapTopAndBottom/>
-            <wp:docPr id="840255038" name="Obrázok 2"/>
-            <wp:cNvGraphicFramePr>
-              <a:graphicFrameLocks xmlns:a="http://schemas.openxmlformats.org/drawingml/2006/main" noChangeAspect="1"/>
-            </wp:cNvGraphicFramePr>
-            <a:graphic xmlns:a="http://schemas.openxmlformats.org/drawingml/2006/main">
-              <a:graphicData uri="http://schemas.openxmlformats.org/drawingml/2006/picture">
-                <pic:pic xmlns:pic="http://schemas.openxmlformats.org/drawingml/2006/picture">
-                  <pic:nvPicPr>
-                    <pic:cNvPr id="840255038" name="Obrázok 840255038"/>
-                    <pic:cNvPicPr/>
-                  </pic:nvPicPr>
-                  <pic:blipFill>
-                    <a:blip r:embed="rId5" cstate="print">
-                      <a:extLst>
-                        <a:ext uri="{28A0092B-C50C-407E-A947-70E740481C1C}">
-                          <a14:useLocalDpi xmlns:a14="http://schemas.microsoft.com/office/drawing/2010/main" val="0"/>
-                        </a:ext>
-                      </a:extLst>
-                    </a:blip>
-                    <a:stretch>
-                      <a:fillRect/>
-                    </a:stretch>
-                  </pic:blipFill>
-                  <pic:spPr>
-                    <a:xfrm>
-                      <a:off x="0" y="0"/>
-                      <a:ext cx="6645910" cy="7913370"/>
-                    </a:xfrm>
-                    <a:prstGeom prst="rect">
-                      <a:avLst/>
-                    </a:prstGeom>
-                  </pic:spPr>
-                </pic:pic>
-              </a:graphicData>
-            </a:graphic>
-          </wp:anchor>
-        </w:drawing>
-      </w:r>
+    <w:tbl>
+      <w:tblPr>
+        <w:tblStyle w:val="Mriekatabuky"/>
+        <w:tblW w:w="0" w:type="auto"/>
+        <w:tblLook w:val="04A0" w:firstRow="1" w:lastRow="0" w:firstColumn="1" w:lastColumn="0" w:noHBand="0" w:noVBand="1"/>
+      </w:tblPr>
+      <w:tblGrid>
+        <w:gridCol w:w="2880"/>
+        <w:gridCol w:w="2880"/>
+        <w:gridCol w:w="2880"/>
+      </w:tblGrid>
+      <w:tr>
+        <w:tc>
+          <w:tcPr>
+            <w:tcW w:w="2880" w:type="dxa"/>
+          </w:tcPr>
+          <w:p/>
+        </w:tc>
+        <w:tc>
+          <w:tcPr>
+            <w:tcW w:w="2880" w:type="dxa"/>
+          </w:tcPr>
+          <w:p>
+            <w:r>
+              <w:t xml:space="preserve">1. </w:t>
+            </w:r>
+            <w:proofErr w:type="spellStart"/>
+            <w:r>
+              <w:t>zakladajúca</w:t>
+            </w:r>
+            <w:proofErr w:type="spellEnd"/>
+            <w:r>
+              <w:t xml:space="preserve"> </w:t>
+            </w:r>
+            <w:proofErr w:type="spellStart"/>
+            <w:r>
+              <w:t>generácia</w:t>
+            </w:r>
+            <w:proofErr w:type="spellEnd"/>
+            <w:r>
+              <w:t xml:space="preserve"> </w:t>
+            </w:r>
+            <w:proofErr w:type="spellStart"/>
+            <w:r>
+              <w:t>realizmu</w:t>
+            </w:r>
+            <w:proofErr w:type="spellEnd"/>
+          </w:p>
+        </w:tc>
+        <w:tc>
+          <w:tcPr>
+            <w:tcW w:w="2880" w:type="dxa"/>
+          </w:tcPr>
+          <w:p>
+            <w:r>
+              <w:t xml:space="preserve">2. </w:t>
+            </w:r>
+            <w:proofErr w:type="spellStart"/>
+            <w:r>
+              <w:t>generácia</w:t>
+            </w:r>
+            <w:proofErr w:type="spellEnd"/>
+            <w:r>
+              <w:t xml:space="preserve"> </w:t>
+            </w:r>
+            <w:proofErr w:type="spellStart"/>
+            <w:r>
+              <w:t>neskorého</w:t>
+            </w:r>
+            <w:proofErr w:type="spellEnd"/>
+            <w:r>
+              <w:t xml:space="preserve"> </w:t>
+            </w:r>
+            <w:proofErr w:type="spellStart"/>
+            <w:r>
+              <w:t>realizmu</w:t>
+            </w:r>
+            <w:proofErr w:type="spellEnd"/>
+          </w:p>
+        </w:tc>
+      </w:tr>
+      <w:tr>
+        <w:tc>
+          <w:tcPr>
+            <w:tcW w:w="2880" w:type="dxa"/>
+          </w:tcPr>
+          <w:p>
+            <w:proofErr w:type="spellStart"/>
+            <w:r>
+              <w:t>Osobnosti</w:t>
+            </w:r>
+            <w:proofErr w:type="spellEnd"/>
+          </w:p>
+        </w:tc>
+        <w:tc>
+          <w:tcPr>
+            <w:tcW w:w="2880" w:type="dxa"/>
+          </w:tcPr>
+          <w:p>
+            <w:r>
+              <w:t>S. Hurban-</w:t>
+            </w:r>
+            <w:proofErr w:type="spellStart"/>
+            <w:r>
+              <w:t>Vajanský</w:t>
+            </w:r>
+            <w:proofErr w:type="spellEnd"/>
+            <w:r>
+              <w:br/>
+              <w:t>P. Országh-Hviezdoslav</w:t>
+            </w:r>
+            <w:r>
+              <w:br/>
+              <w:t xml:space="preserve">M. </w:t>
+            </w:r>
+            <w:proofErr w:type="spellStart"/>
+            <w:r>
+              <w:t>Kukučín</w:t>
+            </w:r>
+            <w:proofErr w:type="spellEnd"/>
+            <w:r>
+              <w:br/>
+              <w:t>E. Maróthy-</w:t>
+            </w:r>
+            <w:proofErr w:type="spellStart"/>
+            <w:r>
+              <w:t>Šoltésová</w:t>
+            </w:r>
+            <w:proofErr w:type="spellEnd"/>
+            <w:r>
+              <w:br/>
+              <w:t>T. Vansová</w:t>
+            </w:r>
+          </w:p>
+        </w:tc>
+        <w:tc>
+          <w:tcPr>
+            <w:tcW w:w="2880" w:type="dxa"/>
+          </w:tcPr>
+          <w:p>
+            <w:r>
+              <w:t>J. Gregor-</w:t>
+            </w:r>
+            <w:proofErr w:type="spellStart"/>
+            <w:r>
+              <w:t>Tajovský</w:t>
+            </w:r>
+            <w:proofErr w:type="spellEnd"/>
+            <w:r>
+              <w:br/>
+              <w:t xml:space="preserve">B. </w:t>
+            </w:r>
+            <w:proofErr w:type="spellStart"/>
+            <w:r>
+              <w:t>Slančíková-Timrava</w:t>
+            </w:r>
+            <w:proofErr w:type="spellEnd"/>
+          </w:p>
+        </w:tc>
+      </w:tr>
+      <w:tr>
+        <w:tc>
+          <w:tcPr>
+            <w:tcW w:w="2880" w:type="dxa"/>
+          </w:tcPr>
+          <w:p>
+            <w:proofErr w:type="spellStart"/>
+            <w:r>
+              <w:t>Dominantné</w:t>
+            </w:r>
+            <w:proofErr w:type="spellEnd"/>
+            <w:r>
+              <w:t xml:space="preserve"> </w:t>
+            </w:r>
+            <w:proofErr w:type="spellStart"/>
+            <w:r>
+              <w:t>témy</w:t>
+            </w:r>
+            <w:proofErr w:type="spellEnd"/>
+          </w:p>
+        </w:tc>
+        <w:tc>
+          <w:tcPr>
+            <w:tcW w:w="2880" w:type="dxa"/>
+          </w:tcPr>
+          <w:p>
+            <w:r>
+              <w:t xml:space="preserve">• </w:t>
+            </w:r>
+            <w:proofErr w:type="spellStart"/>
+            <w:r>
+              <w:t>vzájomný</w:t>
+            </w:r>
+            <w:proofErr w:type="spellEnd"/>
+            <w:r>
+              <w:t xml:space="preserve"> </w:t>
+            </w:r>
+            <w:proofErr w:type="spellStart"/>
+            <w:r>
+              <w:t>vzťah</w:t>
+            </w:r>
+            <w:proofErr w:type="spellEnd"/>
+            <w:r>
+              <w:t xml:space="preserve"> </w:t>
+            </w:r>
+            <w:proofErr w:type="spellStart"/>
+            <w:r>
+              <w:t>spoločenských</w:t>
+            </w:r>
+            <w:proofErr w:type="spellEnd"/>
+            <w:r>
+              <w:t xml:space="preserve"> </w:t>
+            </w:r>
+            <w:proofErr w:type="spellStart"/>
+            <w:r>
+              <w:t>vrstiev</w:t>
+            </w:r>
+            <w:proofErr w:type="spellEnd"/>
+            <w:r>
+              <w:t xml:space="preserve">, </w:t>
+            </w:r>
+            <w:proofErr w:type="spellStart"/>
+            <w:r>
+              <w:t>napr</w:t>
+            </w:r>
+            <w:proofErr w:type="spellEnd"/>
+            <w:r>
+              <w:t xml:space="preserve">. </w:t>
+            </w:r>
+            <w:proofErr w:type="spellStart"/>
+            <w:r>
+              <w:t>zemianska</w:t>
+            </w:r>
+            <w:proofErr w:type="spellEnd"/>
+            <w:r>
+              <w:t xml:space="preserve"> </w:t>
+            </w:r>
+            <w:proofErr w:type="spellStart"/>
+            <w:r>
+              <w:t>otázka</w:t>
+            </w:r>
+            <w:proofErr w:type="spellEnd"/>
+            <w:r>
+              <w:br/>
+              <w:t xml:space="preserve">• </w:t>
+            </w:r>
+            <w:proofErr w:type="spellStart"/>
+            <w:r>
+              <w:t>obraz</w:t>
+            </w:r>
+            <w:proofErr w:type="spellEnd"/>
+            <w:r>
+              <w:t xml:space="preserve"> </w:t>
+            </w:r>
+            <w:proofErr w:type="spellStart"/>
+            <w:r>
+              <w:t>slovenského</w:t>
+            </w:r>
+            <w:proofErr w:type="spellEnd"/>
+            <w:r>
+              <w:t xml:space="preserve"> </w:t>
+            </w:r>
+            <w:proofErr w:type="spellStart"/>
+            <w:r>
+              <w:t>vidieka</w:t>
+            </w:r>
+            <w:proofErr w:type="spellEnd"/>
+            <w:r>
+              <w:br/>
+            </w:r>
+          </w:p>
+        </w:tc>
+        <w:tc>
+          <w:tcPr>
+            <w:tcW w:w="2880" w:type="dxa"/>
+          </w:tcPr>
+          <w:p>
+            <w:r>
+              <w:t xml:space="preserve">• </w:t>
+            </w:r>
+            <w:proofErr w:type="spellStart"/>
+            <w:r>
+              <w:t>sociálna</w:t>
+            </w:r>
+            <w:proofErr w:type="spellEnd"/>
+            <w:r>
+              <w:t xml:space="preserve"> </w:t>
+            </w:r>
+            <w:proofErr w:type="spellStart"/>
+            <w:r>
+              <w:t>téma</w:t>
+            </w:r>
+            <w:proofErr w:type="spellEnd"/>
+            <w:r>
+              <w:br/>
+              <w:t xml:space="preserve">• </w:t>
+            </w:r>
+            <w:proofErr w:type="spellStart"/>
+            <w:r>
+              <w:t>vnútorný</w:t>
+            </w:r>
+            <w:proofErr w:type="spellEnd"/>
+            <w:r>
+              <w:t xml:space="preserve"> </w:t>
+            </w:r>
+            <w:proofErr w:type="spellStart"/>
+            <w:r>
+              <w:t>svet</w:t>
+            </w:r>
+            <w:proofErr w:type="spellEnd"/>
+            <w:r>
+              <w:t xml:space="preserve"> (</w:t>
+            </w:r>
+            <w:proofErr w:type="spellStart"/>
+            <w:r>
+              <w:t>dedinského</w:t>
+            </w:r>
+            <w:proofErr w:type="spellEnd"/>
+            <w:r>
+              <w:t>/</w:t>
+            </w:r>
+            <w:proofErr w:type="spellStart"/>
+            <w:r>
+              <w:t>vidieckeho</w:t>
+            </w:r>
+            <w:proofErr w:type="spellEnd"/>
+            <w:r>
+              <w:t xml:space="preserve"> </w:t>
+            </w:r>
+            <w:proofErr w:type="spellStart"/>
+            <w:r>
+              <w:t>človeka</w:t>
+            </w:r>
+            <w:proofErr w:type="spellEnd"/>
+            <w:r>
+              <w:t>)</w:t>
+            </w:r>
+            <w:r>
+              <w:br/>
+            </w:r>
+          </w:p>
+        </w:tc>
+      </w:tr>
+      <w:tr>
+        <w:trPr>
+          <w:trHeight w:val="5783"/>
+        </w:trPr>
+        <w:tc>
+          <w:tcPr>
+            <w:tcW w:w="2880" w:type="dxa"/>
+          </w:tcPr>
+          <w:p>
+            <w:proofErr w:type="spellStart"/>
+            <w:r>
+              <w:t>Charakteristika</w:t>
+            </w:r>
+            <w:proofErr w:type="spellEnd"/>
+            <w:r>
+              <w:t xml:space="preserve"> </w:t>
+            </w:r>
+            <w:proofErr w:type="spellStart"/>
+            <w:r>
+              <w:t>tvorby</w:t>
+            </w:r>
+            <w:proofErr w:type="spellEnd"/>
+          </w:p>
+        </w:tc>
+        <w:tc>
+          <w:tcPr>
+            <w:tcW w:w="2880" w:type="dxa"/>
+          </w:tcPr>
+          <w:p>
+            <w:r>
+              <w:t xml:space="preserve">• </w:t>
+            </w:r>
+            <w:proofErr w:type="spellStart"/>
+            <w:r>
+              <w:t>orientácia</w:t>
+            </w:r>
+            <w:proofErr w:type="spellEnd"/>
+            <w:r>
+              <w:t xml:space="preserve"> </w:t>
+            </w:r>
+            <w:proofErr w:type="spellStart"/>
+            <w:r>
+              <w:t>na</w:t>
+            </w:r>
+            <w:proofErr w:type="spellEnd"/>
+            <w:r>
+              <w:t xml:space="preserve"> </w:t>
+            </w:r>
+            <w:proofErr w:type="spellStart"/>
+            <w:r>
+              <w:t>súčasnosť</w:t>
+            </w:r>
+            <w:proofErr w:type="spellEnd"/>
+            <w:r>
+              <w:br/>
+              <w:t xml:space="preserve">• </w:t>
+            </w:r>
+            <w:proofErr w:type="spellStart"/>
+            <w:r>
+              <w:t>nekritický</w:t>
+            </w:r>
+            <w:proofErr w:type="spellEnd"/>
+            <w:r>
+              <w:t xml:space="preserve"> </w:t>
+            </w:r>
+            <w:proofErr w:type="spellStart"/>
+            <w:r>
+              <w:t>pohľad</w:t>
+            </w:r>
+            <w:proofErr w:type="spellEnd"/>
+            <w:r>
+              <w:t xml:space="preserve"> </w:t>
+            </w:r>
+            <w:proofErr w:type="spellStart"/>
+            <w:r>
+              <w:t>na</w:t>
+            </w:r>
+            <w:proofErr w:type="spellEnd"/>
+            <w:r>
+              <w:t xml:space="preserve"> </w:t>
+            </w:r>
+            <w:proofErr w:type="spellStart"/>
+            <w:r>
+              <w:t>slovenskú</w:t>
+            </w:r>
+            <w:proofErr w:type="spellEnd"/>
+            <w:r>
+              <w:t xml:space="preserve"> </w:t>
+            </w:r>
+            <w:proofErr w:type="spellStart"/>
+            <w:r>
+              <w:t>dedinu</w:t>
+            </w:r>
+            <w:proofErr w:type="spellEnd"/>
+            <w:r>
+              <w:br/>
+              <w:t xml:space="preserve">• </w:t>
+            </w:r>
+            <w:proofErr w:type="spellStart"/>
+            <w:r>
+              <w:t>vzťah</w:t>
+            </w:r>
+            <w:proofErr w:type="spellEnd"/>
+            <w:r>
+              <w:t xml:space="preserve"> </w:t>
+            </w:r>
+            <w:proofErr w:type="spellStart"/>
+            <w:r>
+              <w:t>jednotlivých</w:t>
+            </w:r>
+            <w:proofErr w:type="spellEnd"/>
+            <w:r>
+              <w:t xml:space="preserve"> </w:t>
+            </w:r>
+            <w:proofErr w:type="spellStart"/>
+            <w:r>
+              <w:t>spoločenských</w:t>
+            </w:r>
+            <w:proofErr w:type="spellEnd"/>
+            <w:r>
+              <w:t xml:space="preserve"> </w:t>
+            </w:r>
+            <w:proofErr w:type="spellStart"/>
+            <w:r>
+              <w:t>vrstiev</w:t>
+            </w:r>
+            <w:proofErr w:type="spellEnd"/>
+            <w:r>
+              <w:t xml:space="preserve"> k </w:t>
+            </w:r>
+            <w:proofErr w:type="spellStart"/>
+            <w:r>
+              <w:t>národnej</w:t>
+            </w:r>
+            <w:proofErr w:type="spellEnd"/>
+            <w:r>
+              <w:t xml:space="preserve"> </w:t>
+            </w:r>
+            <w:proofErr w:type="spellStart"/>
+            <w:r>
+              <w:t>otázke</w:t>
+            </w:r>
+            <w:proofErr w:type="spellEnd"/>
+            <w:r>
+              <w:br/>
+              <w:t xml:space="preserve">• </w:t>
+            </w:r>
+            <w:proofErr w:type="spellStart"/>
+            <w:r>
+              <w:t>téma</w:t>
+            </w:r>
+            <w:proofErr w:type="spellEnd"/>
+            <w:r>
+              <w:t xml:space="preserve"> </w:t>
+            </w:r>
+            <w:proofErr w:type="spellStart"/>
+            <w:r>
+              <w:t>hľadania</w:t>
+            </w:r>
+            <w:proofErr w:type="spellEnd"/>
+            <w:r>
+              <w:t xml:space="preserve"> </w:t>
+            </w:r>
+            <w:proofErr w:type="spellStart"/>
+            <w:r>
+              <w:t>vedúcich</w:t>
+            </w:r>
+            <w:proofErr w:type="spellEnd"/>
+            <w:r>
+              <w:t xml:space="preserve"> </w:t>
+            </w:r>
+            <w:proofErr w:type="spellStart"/>
+            <w:r>
+              <w:t>síl</w:t>
+            </w:r>
+            <w:proofErr w:type="spellEnd"/>
+            <w:r>
+              <w:t xml:space="preserve"> v </w:t>
+            </w:r>
+            <w:proofErr w:type="spellStart"/>
+            <w:r>
+              <w:t>národe</w:t>
+            </w:r>
+            <w:proofErr w:type="spellEnd"/>
+          </w:p>
+          <w:p>
+            <w:r>
+              <w:t xml:space="preserve">• </w:t>
+            </w:r>
+            <w:proofErr w:type="spellStart"/>
+            <w:r>
+              <w:t>román</w:t>
+            </w:r>
+            <w:proofErr w:type="spellEnd"/>
+            <w:r>
+              <w:t xml:space="preserve">, </w:t>
+            </w:r>
+            <w:proofErr w:type="spellStart"/>
+            <w:r>
+              <w:t>poviedka</w:t>
+            </w:r>
+            <w:proofErr w:type="spellEnd"/>
+            <w:r>
+              <w:t xml:space="preserve"> a </w:t>
+            </w:r>
+            <w:proofErr w:type="spellStart"/>
+            <w:r>
+              <w:t>novela</w:t>
+            </w:r>
+            <w:proofErr w:type="spellEnd"/>
+            <w:r>
+              <w:t xml:space="preserve"> v </w:t>
+            </w:r>
+            <w:proofErr w:type="spellStart"/>
+            <w:r>
+              <w:t>próze</w:t>
+            </w:r>
+            <w:proofErr w:type="spellEnd"/>
+            <w:r>
+              <w:br/>
+              <w:t xml:space="preserve">• epos a </w:t>
+            </w:r>
+            <w:proofErr w:type="spellStart"/>
+            <w:r>
+              <w:t>veľké</w:t>
+            </w:r>
+            <w:proofErr w:type="spellEnd"/>
+            <w:r>
+              <w:t xml:space="preserve"> </w:t>
+            </w:r>
+            <w:proofErr w:type="spellStart"/>
+            <w:r>
+              <w:t>epické</w:t>
+            </w:r>
+            <w:proofErr w:type="spellEnd"/>
+            <w:r>
+              <w:t xml:space="preserve"> a </w:t>
+            </w:r>
+            <w:proofErr w:type="spellStart"/>
+            <w:r>
+              <w:t>lyrické</w:t>
+            </w:r>
+            <w:proofErr w:type="spellEnd"/>
+            <w:r>
+              <w:t xml:space="preserve"> </w:t>
+            </w:r>
+            <w:proofErr w:type="spellStart"/>
+            <w:r>
+              <w:t>cykly</w:t>
+            </w:r>
+            <w:proofErr w:type="spellEnd"/>
+            <w:r>
+              <w:t xml:space="preserve"> v </w:t>
+            </w:r>
+            <w:proofErr w:type="spellStart"/>
+            <w:r>
+              <w:t>poézii</w:t>
+            </w:r>
+            <w:proofErr w:type="spellEnd"/>
+            <w:r>
+              <w:br/>
+              <w:t xml:space="preserve">• </w:t>
+            </w:r>
+            <w:proofErr w:type="spellStart"/>
+            <w:r>
+              <w:t>tragédia</w:t>
+            </w:r>
+            <w:proofErr w:type="spellEnd"/>
+            <w:r>
+              <w:br/>
+              <w:t xml:space="preserve">• </w:t>
+            </w:r>
+            <w:proofErr w:type="spellStart"/>
+            <w:r>
+              <w:t>sylabotónický</w:t>
+            </w:r>
+            <w:proofErr w:type="spellEnd"/>
+            <w:r>
+              <w:t xml:space="preserve"> </w:t>
+            </w:r>
+            <w:proofErr w:type="spellStart"/>
+            <w:r>
+              <w:t>veršový</w:t>
+            </w:r>
+            <w:proofErr w:type="spellEnd"/>
+            <w:r>
+              <w:t xml:space="preserve"> </w:t>
+            </w:r>
+            <w:proofErr w:type="spellStart"/>
+            <w:r>
+              <w:t>systém</w:t>
+            </w:r>
+            <w:proofErr w:type="spellEnd"/>
+            <w:r>
+              <w:t xml:space="preserve">, </w:t>
+            </w:r>
+            <w:proofErr w:type="spellStart"/>
+            <w:r>
+              <w:t>frekventovaná</w:t>
+            </w:r>
+            <w:proofErr w:type="spellEnd"/>
+            <w:r>
+              <w:t xml:space="preserve"> </w:t>
+            </w:r>
+            <w:proofErr w:type="spellStart"/>
+            <w:r>
+              <w:t>stopa</w:t>
+            </w:r>
+            <w:proofErr w:type="spellEnd"/>
+            <w:r>
+              <w:t>: jamb</w:t>
+            </w:r>
+            <w:r>
+              <w:br/>
+              <w:t xml:space="preserve">• </w:t>
+            </w:r>
+            <w:proofErr w:type="spellStart"/>
+            <w:r>
+              <w:t>reč</w:t>
+            </w:r>
+            <w:proofErr w:type="spellEnd"/>
+            <w:r>
+              <w:t xml:space="preserve"> </w:t>
+            </w:r>
+            <w:proofErr w:type="spellStart"/>
+            <w:r>
+              <w:t>postáv</w:t>
+            </w:r>
+            <w:proofErr w:type="spellEnd"/>
+            <w:r>
+              <w:t xml:space="preserve"> </w:t>
+            </w:r>
+            <w:proofErr w:type="spellStart"/>
+            <w:r>
+              <w:t>sa</w:t>
+            </w:r>
+            <w:proofErr w:type="spellEnd"/>
+            <w:r>
+              <w:t xml:space="preserve"> </w:t>
+            </w:r>
+            <w:proofErr w:type="spellStart"/>
+            <w:r>
+              <w:t>využíva</w:t>
+            </w:r>
+            <w:proofErr w:type="spellEnd"/>
+            <w:r>
+              <w:t xml:space="preserve"> </w:t>
+            </w:r>
+            <w:proofErr w:type="spellStart"/>
+            <w:r>
+              <w:t>ako</w:t>
+            </w:r>
+            <w:proofErr w:type="spellEnd"/>
+            <w:r>
+              <w:t xml:space="preserve"> </w:t>
+            </w:r>
+            <w:proofErr w:type="spellStart"/>
+            <w:r>
+              <w:t>charakterizačný</w:t>
+            </w:r>
+            <w:proofErr w:type="spellEnd"/>
+            <w:r>
+              <w:t xml:space="preserve"> </w:t>
+            </w:r>
+            <w:proofErr w:type="spellStart"/>
+            <w:r>
+              <w:t>prostriedok</w:t>
+            </w:r>
+            <w:proofErr w:type="spellEnd"/>
+          </w:p>
+        </w:tc>
+        <w:tc>
+          <w:tcPr>
+            <w:tcW w:w="2880" w:type="dxa"/>
+          </w:tcPr>
+          <w:p>
+            <w:r>
+              <w:t xml:space="preserve">• </w:t>
+            </w:r>
+            <w:proofErr w:type="spellStart"/>
+            <w:r>
+              <w:t>sociálna</w:t>
+            </w:r>
+            <w:proofErr w:type="spellEnd"/>
+            <w:r>
+              <w:t xml:space="preserve"> </w:t>
+            </w:r>
+            <w:proofErr w:type="spellStart"/>
+            <w:r>
+              <w:t>téma</w:t>
+            </w:r>
+            <w:proofErr w:type="spellEnd"/>
+            <w:r>
+              <w:br/>
+              <w:t xml:space="preserve">• </w:t>
+            </w:r>
+            <w:proofErr w:type="spellStart"/>
+            <w:r>
+              <w:t>vnútorný</w:t>
+            </w:r>
+            <w:proofErr w:type="spellEnd"/>
+            <w:r>
+              <w:t xml:space="preserve"> </w:t>
+            </w:r>
+            <w:proofErr w:type="spellStart"/>
+            <w:r>
+              <w:t>svet</w:t>
+            </w:r>
+            <w:proofErr w:type="spellEnd"/>
+            <w:r>
+              <w:t xml:space="preserve"> (</w:t>
+            </w:r>
+            <w:proofErr w:type="spellStart"/>
+            <w:r>
+              <w:t>dedinského</w:t>
+            </w:r>
+            <w:proofErr w:type="spellEnd"/>
+            <w:r>
+              <w:t>/</w:t>
+            </w:r>
+            <w:proofErr w:type="spellStart"/>
+            <w:r>
+              <w:t>vidieckeho</w:t>
+            </w:r>
+            <w:proofErr w:type="spellEnd"/>
+            <w:r>
+              <w:t xml:space="preserve"> </w:t>
+            </w:r>
+            <w:proofErr w:type="spellStart"/>
+            <w:r>
+              <w:t>človeka</w:t>
+            </w:r>
+            <w:proofErr w:type="spellEnd"/>
+            <w:r>
+              <w:t>)</w:t>
+            </w:r>
+            <w:r>
+              <w:br/>
+              <w:t xml:space="preserve">• </w:t>
+            </w:r>
+            <w:proofErr w:type="spellStart"/>
+            <w:r>
+              <w:t>orientácia</w:t>
+            </w:r>
+            <w:proofErr w:type="spellEnd"/>
+            <w:r>
+              <w:t xml:space="preserve"> </w:t>
+            </w:r>
+            <w:proofErr w:type="spellStart"/>
+            <w:r>
+              <w:t>na</w:t>
+            </w:r>
+            <w:proofErr w:type="spellEnd"/>
+            <w:r>
+              <w:t xml:space="preserve"> </w:t>
+            </w:r>
+            <w:proofErr w:type="spellStart"/>
+            <w:r>
+              <w:t>súčasnosť</w:t>
+            </w:r>
+            <w:proofErr w:type="spellEnd"/>
+            <w:r>
+              <w:br/>
+              <w:t xml:space="preserve">• </w:t>
+            </w:r>
+            <w:proofErr w:type="spellStart"/>
+            <w:r>
+              <w:t>kritický</w:t>
+            </w:r>
+            <w:proofErr w:type="spellEnd"/>
+            <w:r>
+              <w:t xml:space="preserve"> </w:t>
+            </w:r>
+            <w:proofErr w:type="spellStart"/>
+            <w:r>
+              <w:t>pohľad</w:t>
+            </w:r>
+            <w:proofErr w:type="spellEnd"/>
+            <w:r>
+              <w:t xml:space="preserve"> </w:t>
+            </w:r>
+            <w:proofErr w:type="spellStart"/>
+            <w:r>
+              <w:t>na</w:t>
+            </w:r>
+            <w:proofErr w:type="spellEnd"/>
+            <w:r>
+              <w:t xml:space="preserve"> </w:t>
+            </w:r>
+            <w:proofErr w:type="spellStart"/>
+            <w:r>
+              <w:t>slovenskú</w:t>
+            </w:r>
+            <w:proofErr w:type="spellEnd"/>
+            <w:r>
+              <w:t xml:space="preserve"> </w:t>
+            </w:r>
+            <w:proofErr w:type="spellStart"/>
+            <w:r>
+              <w:t>dedinu</w:t>
+            </w:r>
+            <w:proofErr w:type="spellEnd"/>
+            <w:r>
+              <w:br/>
+              <w:t xml:space="preserve">• </w:t>
+            </w:r>
+            <w:proofErr w:type="spellStart"/>
+            <w:r>
+              <w:t>tendencia</w:t>
+            </w:r>
+            <w:proofErr w:type="spellEnd"/>
+            <w:r>
+              <w:t xml:space="preserve"> </w:t>
+            </w:r>
+            <w:proofErr w:type="spellStart"/>
+            <w:r>
+              <w:t>prekonať</w:t>
+            </w:r>
+            <w:proofErr w:type="spellEnd"/>
+            <w:r>
+              <w:t xml:space="preserve"> </w:t>
+            </w:r>
+            <w:proofErr w:type="spellStart"/>
+            <w:r>
+              <w:t>národnú</w:t>
+            </w:r>
+            <w:proofErr w:type="spellEnd"/>
+            <w:r>
+              <w:t xml:space="preserve"> </w:t>
+            </w:r>
+            <w:proofErr w:type="spellStart"/>
+            <w:r>
+              <w:t>koncepciu</w:t>
+            </w:r>
+            <w:proofErr w:type="spellEnd"/>
+            <w:r>
+              <w:t xml:space="preserve"> </w:t>
+            </w:r>
+            <w:proofErr w:type="spellStart"/>
+            <w:r>
+              <w:t>literatúry</w:t>
+            </w:r>
+            <w:proofErr w:type="spellEnd"/>
+            <w:r>
+              <w:br/>
+              <w:t xml:space="preserve">• </w:t>
+            </w:r>
+            <w:proofErr w:type="spellStart"/>
+            <w:r>
+              <w:t>pokles</w:t>
+            </w:r>
+            <w:proofErr w:type="spellEnd"/>
+            <w:r>
+              <w:t xml:space="preserve"> </w:t>
+            </w:r>
+            <w:proofErr w:type="spellStart"/>
+            <w:r>
+              <w:t>záujmu</w:t>
+            </w:r>
+            <w:proofErr w:type="spellEnd"/>
+            <w:r>
+              <w:t xml:space="preserve"> o </w:t>
+            </w:r>
+            <w:proofErr w:type="spellStart"/>
+            <w:r>
+              <w:t>tému</w:t>
+            </w:r>
+            <w:proofErr w:type="spellEnd"/>
+            <w:r>
+              <w:t xml:space="preserve"> </w:t>
+            </w:r>
+            <w:proofErr w:type="spellStart"/>
+            <w:r>
+              <w:t>hľadania</w:t>
+            </w:r>
+            <w:proofErr w:type="spellEnd"/>
+            <w:r>
+              <w:t xml:space="preserve"> </w:t>
+            </w:r>
+            <w:proofErr w:type="spellStart"/>
+            <w:r>
+              <w:t>vedúcich</w:t>
+            </w:r>
+            <w:proofErr w:type="spellEnd"/>
+            <w:r>
+              <w:t xml:space="preserve"> </w:t>
+            </w:r>
+            <w:proofErr w:type="spellStart"/>
+            <w:r>
+              <w:t>síl</w:t>
+            </w:r>
+            <w:proofErr w:type="spellEnd"/>
+            <w:r>
+              <w:t xml:space="preserve"> v </w:t>
+            </w:r>
+            <w:proofErr w:type="spellStart"/>
+            <w:r>
+              <w:t>národe</w:t>
+            </w:r>
+            <w:proofErr w:type="spellEnd"/>
+            <w:r>
+              <w:br/>
+              <w:t xml:space="preserve">• </w:t>
+            </w:r>
+            <w:proofErr w:type="spellStart"/>
+            <w:r>
+              <w:t>zameranie</w:t>
+            </w:r>
+            <w:proofErr w:type="spellEnd"/>
+            <w:r>
+              <w:t xml:space="preserve"> </w:t>
+            </w:r>
+            <w:proofErr w:type="spellStart"/>
+            <w:r>
+              <w:t>na</w:t>
+            </w:r>
+            <w:proofErr w:type="spellEnd"/>
+            <w:r>
+              <w:t xml:space="preserve"> </w:t>
+            </w:r>
+            <w:proofErr w:type="spellStart"/>
+            <w:r>
+              <w:t>sociálnu</w:t>
+            </w:r>
+            <w:proofErr w:type="spellEnd"/>
+            <w:r>
+              <w:t xml:space="preserve"> </w:t>
+            </w:r>
+            <w:proofErr w:type="spellStart"/>
+            <w:r>
+              <w:t>situáciu</w:t>
+            </w:r>
+            <w:proofErr w:type="spellEnd"/>
+            <w:r>
+              <w:t xml:space="preserve"> a </w:t>
+            </w:r>
+            <w:proofErr w:type="spellStart"/>
+            <w:r>
+              <w:t>psychiku</w:t>
+            </w:r>
+            <w:proofErr w:type="spellEnd"/>
+            <w:r>
+              <w:t xml:space="preserve"> </w:t>
+            </w:r>
+            <w:proofErr w:type="spellStart"/>
+            <w:r>
+              <w:t>hrdinov</w:t>
+            </w:r>
+            <w:proofErr w:type="spellEnd"/>
+          </w:p>
+          <w:p>
+            <w:r>
+              <w:t xml:space="preserve">• </w:t>
+            </w:r>
+            <w:proofErr w:type="spellStart"/>
+            <w:r>
+              <w:t>dominantné</w:t>
+            </w:r>
+            <w:proofErr w:type="spellEnd"/>
+            <w:r>
+              <w:t xml:space="preserve"> </w:t>
+            </w:r>
+            <w:proofErr w:type="spellStart"/>
+            <w:r>
+              <w:t>postavenie</w:t>
+            </w:r>
+            <w:proofErr w:type="spellEnd"/>
+            <w:r>
+              <w:t xml:space="preserve"> </w:t>
+            </w:r>
+            <w:proofErr w:type="spellStart"/>
+            <w:r>
+              <w:t>poviedky</w:t>
+            </w:r>
+            <w:proofErr w:type="spellEnd"/>
+            <w:r>
+              <w:t xml:space="preserve">, </w:t>
+            </w:r>
+            <w:proofErr w:type="spellStart"/>
+            <w:r>
+              <w:t>ojedinele</w:t>
+            </w:r>
+            <w:proofErr w:type="spellEnd"/>
+            <w:r>
+              <w:t xml:space="preserve"> </w:t>
+            </w:r>
+            <w:proofErr w:type="spellStart"/>
+            <w:r>
+              <w:t>aj</w:t>
+            </w:r>
+            <w:proofErr w:type="spellEnd"/>
+            <w:r>
+              <w:t xml:space="preserve"> </w:t>
+            </w:r>
+            <w:proofErr w:type="spellStart"/>
+            <w:r>
+              <w:t>psychologická</w:t>
+            </w:r>
+            <w:proofErr w:type="spellEnd"/>
+            <w:r>
+              <w:t xml:space="preserve"> </w:t>
+            </w:r>
+            <w:proofErr w:type="spellStart"/>
+            <w:r>
+              <w:t>novela</w:t>
+            </w:r>
+            <w:proofErr w:type="spellEnd"/>
+            <w:r>
+              <w:br/>
+              <w:t xml:space="preserve">• </w:t>
+            </w:r>
+            <w:proofErr w:type="spellStart"/>
+            <w:r>
+              <w:t>romány</w:t>
+            </w:r>
+            <w:proofErr w:type="spellEnd"/>
+            <w:r>
+              <w:t xml:space="preserve"> a </w:t>
+            </w:r>
+            <w:proofErr w:type="spellStart"/>
+            <w:r>
+              <w:t>divadelné</w:t>
+            </w:r>
+            <w:proofErr w:type="spellEnd"/>
+            <w:r>
+              <w:t xml:space="preserve"> </w:t>
+            </w:r>
+            <w:proofErr w:type="spellStart"/>
+            <w:r>
+              <w:t>hry</w:t>
+            </w:r>
+            <w:proofErr w:type="spellEnd"/>
+            <w:r>
+              <w:br/>
+              <w:t xml:space="preserve">• </w:t>
+            </w:r>
+            <w:proofErr w:type="spellStart"/>
+            <w:r>
+              <w:t>citový</w:t>
+            </w:r>
+            <w:proofErr w:type="spellEnd"/>
+            <w:r>
+              <w:t xml:space="preserve"> </w:t>
+            </w:r>
+            <w:proofErr w:type="spellStart"/>
+            <w:r>
+              <w:t>život</w:t>
+            </w:r>
+            <w:proofErr w:type="spellEnd"/>
+            <w:r>
+              <w:t xml:space="preserve"> </w:t>
+            </w:r>
+            <w:proofErr w:type="spellStart"/>
+            <w:r>
+              <w:t>lyrického</w:t>
+            </w:r>
+            <w:proofErr w:type="spellEnd"/>
+            <w:r>
+              <w:t xml:space="preserve"> </w:t>
+            </w:r>
+            <w:proofErr w:type="spellStart"/>
+            <w:r>
+              <w:t>subjektu</w:t>
+            </w:r>
+            <w:proofErr w:type="spellEnd"/>
+            <w:r>
+              <w:t xml:space="preserve"> v </w:t>
+            </w:r>
+            <w:proofErr w:type="spellStart"/>
+            <w:r>
+              <w:t>poézii</w:t>
+            </w:r>
+            <w:proofErr w:type="spellEnd"/>
+            <w:r>
+              <w:br/>
+              <w:t xml:space="preserve">• </w:t>
+            </w:r>
+            <w:proofErr w:type="spellStart"/>
+            <w:r>
+              <w:t>využitie</w:t>
+            </w:r>
+            <w:proofErr w:type="spellEnd"/>
+            <w:r>
+              <w:t xml:space="preserve"> </w:t>
+            </w:r>
+            <w:proofErr w:type="spellStart"/>
+            <w:r>
+              <w:t>karikatúry</w:t>
+            </w:r>
+            <w:proofErr w:type="spellEnd"/>
+            <w:r>
+              <w:t xml:space="preserve"> a </w:t>
+            </w:r>
+            <w:proofErr w:type="spellStart"/>
+            <w:r>
+              <w:t>satiry</w:t>
+            </w:r>
+            <w:proofErr w:type="spellEnd"/>
+            <w:r>
+              <w:t xml:space="preserve"> (</w:t>
+            </w:r>
+            <w:proofErr w:type="spellStart"/>
+            <w:r>
+              <w:t>čo</w:t>
+            </w:r>
+            <w:proofErr w:type="spellEnd"/>
+            <w:r>
+              <w:t xml:space="preserve"> </w:t>
+            </w:r>
+            <w:proofErr w:type="spellStart"/>
+            <w:r>
+              <w:t>staršia</w:t>
+            </w:r>
+            <w:proofErr w:type="spellEnd"/>
+            <w:r>
+              <w:t xml:space="preserve"> </w:t>
+            </w:r>
+            <w:proofErr w:type="spellStart"/>
+            <w:r>
+              <w:t>generácia</w:t>
+            </w:r>
+            <w:proofErr w:type="spellEnd"/>
+            <w:r>
+              <w:t xml:space="preserve"> </w:t>
+            </w:r>
+            <w:proofErr w:type="spellStart"/>
+            <w:r>
+              <w:t>pokladá</w:t>
+            </w:r>
+            <w:proofErr w:type="spellEnd"/>
+            <w:r>
+              <w:t xml:space="preserve"> za </w:t>
+            </w:r>
+            <w:proofErr w:type="spellStart"/>
+            <w:r>
+              <w:t>ponižovanie</w:t>
+            </w:r>
+            <w:proofErr w:type="spellEnd"/>
+            <w:r>
+              <w:t xml:space="preserve"> </w:t>
+            </w:r>
+            <w:proofErr w:type="spellStart"/>
+            <w:r>
+              <w:t>Slovákov</w:t>
+            </w:r>
+            <w:proofErr w:type="spellEnd"/>
+            <w:r>
+              <w:t>)</w:t>
+            </w:r>
+            <w:r>
+              <w:br/>
+              <w:t xml:space="preserve">• </w:t>
+            </w:r>
+            <w:proofErr w:type="spellStart"/>
+            <w:r>
+              <w:t>uvoľnenie</w:t>
+            </w:r>
+            <w:proofErr w:type="spellEnd"/>
+            <w:r>
+              <w:t xml:space="preserve"> </w:t>
+            </w:r>
+            <w:proofErr w:type="spellStart"/>
+            <w:r>
+              <w:t>strofy</w:t>
+            </w:r>
+            <w:proofErr w:type="spellEnd"/>
+            <w:r>
+              <w:t xml:space="preserve"> a </w:t>
+            </w:r>
+            <w:proofErr w:type="spellStart"/>
+            <w:r>
+              <w:t>rýmu</w:t>
+            </w:r>
+            <w:proofErr w:type="spellEnd"/>
+            <w:r>
+              <w:br/>
+              <w:t xml:space="preserve">• </w:t>
+            </w:r>
+            <w:proofErr w:type="spellStart"/>
+            <w:r>
+              <w:t>popri</w:t>
+            </w:r>
+            <w:proofErr w:type="spellEnd"/>
+            <w:r>
+              <w:t xml:space="preserve"> </w:t>
+            </w:r>
+            <w:proofErr w:type="spellStart"/>
+            <w:r>
+              <w:t>reči</w:t>
+            </w:r>
+            <w:proofErr w:type="spellEnd"/>
+            <w:r>
+              <w:t xml:space="preserve"> </w:t>
+            </w:r>
+            <w:proofErr w:type="spellStart"/>
+            <w:r>
+              <w:t>rozprávača</w:t>
+            </w:r>
+            <w:proofErr w:type="spellEnd"/>
+            <w:r>
+              <w:t xml:space="preserve"> a </w:t>
+            </w:r>
+            <w:proofErr w:type="spellStart"/>
+            <w:r>
+              <w:t>priamej</w:t>
+            </w:r>
+            <w:proofErr w:type="spellEnd"/>
+            <w:r>
+              <w:t xml:space="preserve"> </w:t>
+            </w:r>
+            <w:proofErr w:type="spellStart"/>
+            <w:r>
+              <w:t>reči</w:t>
+            </w:r>
+            <w:proofErr w:type="spellEnd"/>
+            <w:r>
+              <w:t xml:space="preserve"> </w:t>
+            </w:r>
+            <w:proofErr w:type="spellStart"/>
+            <w:r>
+              <w:t>aj</w:t>
+            </w:r>
+            <w:proofErr w:type="spellEnd"/>
+            <w:r>
+              <w:t xml:space="preserve"> </w:t>
+            </w:r>
+            <w:proofErr w:type="spellStart"/>
+            <w:r>
+              <w:t>vnútorný</w:t>
+            </w:r>
+            <w:proofErr w:type="spellEnd"/>
+            <w:r>
+              <w:t xml:space="preserve"> </w:t>
+            </w:r>
+            <w:proofErr w:type="spellStart"/>
+            <w:r>
+              <w:t>monológ</w:t>
+            </w:r>
+            <w:proofErr w:type="spellEnd"/>
+            <w:r>
+              <w:t xml:space="preserve"> (</w:t>
+            </w:r>
+            <w:proofErr w:type="spellStart"/>
+            <w:r>
+              <w:t>realizovaný</w:t>
+            </w:r>
+            <w:proofErr w:type="spellEnd"/>
+            <w:r>
+              <w:t xml:space="preserve"> </w:t>
+            </w:r>
+            <w:proofErr w:type="spellStart"/>
+            <w:r>
+              <w:t>nevlastnou</w:t>
+            </w:r>
+            <w:proofErr w:type="spellEnd"/>
+            <w:r>
+              <w:t xml:space="preserve"> </w:t>
+            </w:r>
+            <w:proofErr w:type="spellStart"/>
+            <w:r>
+              <w:t>priamou</w:t>
+            </w:r>
+            <w:proofErr w:type="spellEnd"/>
+            <w:r>
+              <w:t xml:space="preserve"> </w:t>
+            </w:r>
+            <w:proofErr w:type="spellStart"/>
+            <w:r>
+              <w:t>rečou</w:t>
+            </w:r>
+            <w:proofErr w:type="spellEnd"/>
+            <w:r>
+              <w:t xml:space="preserve"> a </w:t>
+            </w:r>
+            <w:proofErr w:type="spellStart"/>
+            <w:r>
+              <w:t>polopriamou</w:t>
+            </w:r>
+            <w:proofErr w:type="spellEnd"/>
+            <w:r>
+              <w:t xml:space="preserve"> </w:t>
+            </w:r>
+            <w:proofErr w:type="spellStart"/>
+            <w:r>
+              <w:t>rečou</w:t>
+            </w:r>
+            <w:proofErr w:type="spellEnd"/>
+            <w:r>
+              <w:t>)</w:t>
+            </w:r>
+          </w:p>
+        </w:tc>
+      </w:tr>
+    </w:tbl>
+    <w:p/>
+    <w:p>
+      <w:pPr>
+        <w:spacing w:after="0" w:line="240" w:lineRule="auto"/>
+        <w:jc w:val="center"/>
+        <w:rPr>
+          <w:rFonts w:ascii="Times New Roman" w:eastAsia="Times New Roman" w:hAnsi="Times New Roman" w:cs="Times New Roman"/>
+          <w:sz w:val="22"/>
+          <w:szCs w:val="22"/>
+        </w:rPr>
+      </w:pPr>
     </w:p>
     <w:p>
       <w:pPr>
@@ -9721,7 +10965,7 @@
     <w:lsdException w:name="Table Web 2" w:semiHidden="1" w:unhideWhenUsed="1"/>
     <w:lsdException w:name="Table Web 3" w:semiHidden="1" w:unhideWhenUsed="1"/>
     <w:lsdException w:name="Balloon Text" w:semiHidden="1" w:unhideWhenUsed="1"/>
-    <w:lsdException w:name="Table Grid" w:uiPriority="39"/>
+    <w:lsdException w:name="Table Grid" w:uiPriority="59"/>
     <w:lsdException w:name="Table Theme" w:semiHidden="1" w:unhideWhenUsed="1"/>
     <w:lsdException w:name="Placeholder Text" w:semiHidden="1"/>
     <w:lsdException w:name="No Spacing" w:uiPriority="1" w:qFormat="1"/>
@@ -9948,6 +11192,30 @@
     <w:name w:val="Normal"/>
     <w:qFormat/>
   </w:style>
+  <w:style w:type="paragraph" w:styleId="Nadpis1">
+    <w:name w:val="heading 1"/>
+    <w:basedOn w:val="Normlny"/>
+    <w:next w:val="Normlny"/>
+    <w:link w:val="Nadpis1Char"/>
+    <w:uiPriority w:val="9"/>
+    <w:qFormat/>
+    <w:rsid w:val="00295A6C"/>
+    <w:pPr>
+      <w:keepNext/>
+      <w:keepLines/>
+      <w:spacing w:before="480" w:after="0" w:line="276" w:lineRule="auto"/>
+      <w:outlineLvl w:val="0"/>
+    </w:pPr>
+    <w:rPr>
+      <w:rFonts w:asciiTheme="majorHAnsi" w:eastAsiaTheme="majorEastAsia" w:hAnsiTheme="majorHAnsi" w:cstheme="majorBidi"/>
+      <w:b/>
+      <w:bCs/>
+      <w:color w:val="0F4761" w:themeColor="accent1" w:themeShade="BF"/>
+      <w:sz w:val="28"/>
+      <w:szCs w:val="28"/>
+      <w:lang w:val="en-US"/>
+    </w:rPr>
+  </w:style>
   <w:style w:type="character" w:default="1" w:styleId="Predvolenpsmoodseku">
     <w:name w:val="Default Paragraph Font"/>
     <w:uiPriority w:val="1"/>
@@ -10022,6 +11290,47 @@
       <w:u w:val="none"/>
       <w:lang w:val="sk-SK"/>
     </w:rPr>
+  </w:style>
+  <w:style w:type="character" w:customStyle="1" w:styleId="Nadpis1Char">
+    <w:name w:val="Nadpis 1 Char"/>
+    <w:basedOn w:val="Predvolenpsmoodseku"/>
+    <w:link w:val="Nadpis1"/>
+    <w:uiPriority w:val="9"/>
+    <w:rsid w:val="00295A6C"/>
+    <w:rPr>
+      <w:rFonts w:asciiTheme="majorHAnsi" w:eastAsiaTheme="majorEastAsia" w:hAnsiTheme="majorHAnsi" w:cstheme="majorBidi"/>
+      <w:b/>
+      <w:bCs/>
+      <w:color w:val="0F4761" w:themeColor="accent1" w:themeShade="BF"/>
+      <w:sz w:val="28"/>
+      <w:szCs w:val="28"/>
+      <w:lang w:val="en-US"/>
+    </w:rPr>
+  </w:style>
+  <w:style w:type="table" w:styleId="Mriekatabuky">
+    <w:name w:val="Table Grid"/>
+    <w:basedOn w:val="Normlnatabuka"/>
+    <w:uiPriority w:val="59"/>
+    <w:rsid w:val="00295A6C"/>
+    <w:pPr>
+      <w:spacing w:after="0" w:line="240" w:lineRule="auto"/>
+    </w:pPr>
+    <w:rPr>
+      <w:rFonts w:eastAsiaTheme="minorEastAsia"/>
+      <w:sz w:val="22"/>
+      <w:szCs w:val="22"/>
+      <w:lang w:val="en-US"/>
+    </w:rPr>
+    <w:tblPr>
+      <w:tblBorders>
+        <w:top w:val="single" w:sz="4" w:space="0" w:color="auto"/>
+        <w:left w:val="single" w:sz="4" w:space="0" w:color="auto"/>
+        <w:bottom w:val="single" w:sz="4" w:space="0" w:color="auto"/>
+        <w:right w:val="single" w:sz="4" w:space="0" w:color="auto"/>
+        <w:insideH w:val="single" w:sz="4" w:space="0" w:color="auto"/>
+        <w:insideV w:val="single" w:sz="4" w:space="0" w:color="auto"/>
+      </w:tblBorders>
+    </w:tblPr>
   </w:style>
 </w:styles>
 </file>
